--- a/docs/gdd_fuente/GDD Spirit Keeper.docx
+++ b/docs/gdd_fuente/GDD Spirit Keeper.docx
@@ -4,7 +4,7 @@
   <w:body>
     <w:p>
       <w:pPr>
-        <w:spacing w:after="0" w:before="200"/>
+        <w:spacing w:after="600" w:before="2600"/>
         <w:jc w:val="center"/>
       </w:pPr>
       <w:r>
@@ -51,32 +51,15 @@
     <w:p>
       <w:pPr>
         <w:spacing w:after="0"/>
-      </w:pPr>
-    </w:p>
-    <w:p>
-      <w:pPr>
-        <w:spacing w:after="0"/>
-      </w:pPr>
-    </w:p>
-    <w:p>
-      <w:pPr>
-        <w:spacing w:after="0"/>
-      </w:pPr>
-    </w:p>
-    <w:p>
-      <w:pPr>
-        <w:spacing w:after="0"/>
-      </w:pPr>
-    </w:p>
-    <w:p>
-      <w:pPr>
-        <w:spacing w:after="0"/>
-      </w:pPr>
-    </w:p>
-    <w:p>
-      <w:pPr>
-        <w:spacing w:after="0"/>
-      </w:pPr>
+        <w:jc w:val="center"/>
+      </w:pPr>
+      <w:r>
+        <w:rPr>
+          <w:rFonts w:ascii="Times New Roman" w:cs="Times New Roman" w:eastAsia="Times New Roman" w:hAnsi="Times New Roman"/>
+          <w:color w:val="555555"/>
+        </w:rPr>
+        <w:t xml:space="preserve">GDD (Game Design Document)</w:t>
+      </w:r>
     </w:p>
     <w:p>
       <w:pPr>
@@ -88,7 +71,29 @@
           <w:rFonts w:ascii="Times New Roman" w:cs="Times New Roman" w:eastAsia="Times New Roman" w:hAnsi="Times New Roman"/>
           <w:color w:val="555555"/>
         </w:rPr>
-        <w:t xml:space="preserve">GDD (Game Design Document)</w:t>
+        <w:t xml:space="preserve">Spirit Keeper</w:t>
+      </w:r>
+    </w:p>
+    <w:p>
+      <w:pPr>
+        <w:spacing w:after="0"/>
+      </w:pPr>
+    </w:p>
+    <w:p>
+      <w:pPr>
+        <w:spacing w:after="0"/>
+      </w:pPr>
+    </w:p>
+    <w:p>
+      <w:pPr>
+        <w:spacing w:after="0" w:before="1200"/>
+        <w:jc w:val="center"/>
+      </w:pPr>
+      <w:r>
+        <w:rPr>
+          <w:rFonts w:ascii="Times New Roman" w:cs="Times New Roman" w:eastAsia="Times New Roman" w:hAnsi="Times New Roman"/>
+        </w:rPr>
+        <w:t xml:space="preserve">Alumnos:</w:t>
       </w:r>
     </w:p>
     <w:p>
@@ -99,20 +104,9 @@
       <w:r>
         <w:rPr>
           <w:rFonts w:ascii="Times New Roman" w:cs="Times New Roman" w:eastAsia="Times New Roman" w:hAnsi="Times New Roman"/>
-          <w:color w:val="555555"/>
-        </w:rPr>
-        <w:t xml:space="preserve">Spirit Keeper</w:t>
-      </w:r>
-    </w:p>
-    <w:p>
-      <w:pPr>
-        <w:spacing w:after="0"/>
-      </w:pPr>
-    </w:p>
-    <w:p>
-      <w:pPr>
-        <w:spacing w:after="0"/>
-      </w:pPr>
+        </w:rPr>
+        <w:t xml:space="preserve">Córdoba, Micaela Alejandra - 47763620</w:t>
+      </w:r>
     </w:p>
     <w:p>
       <w:pPr>
@@ -123,7 +117,7 @@
         <w:rPr>
           <w:rFonts w:ascii="Times New Roman" w:cs="Times New Roman" w:eastAsia="Times New Roman" w:hAnsi="Times New Roman"/>
         </w:rPr>
-        <w:t xml:space="preserve">Alumnos:</w:t>
+        <w:t xml:space="preserve">Hereñú, Franco</w:t>
       </w:r>
     </w:p>
     <w:p>
@@ -135,7 +129,19 @@
         <w:rPr>
           <w:rFonts w:ascii="Times New Roman" w:cs="Times New Roman" w:eastAsia="Times New Roman" w:hAnsi="Times New Roman"/>
         </w:rPr>
-        <w:t xml:space="preserve">Córdoba, Micaela Alejandra - 47763620</w:t>
+        <w:t xml:space="preserve">Moreno, Tomás Matías - 47583852</w:t>
+      </w:r>
+    </w:p>
+    <w:p>
+      <w:pPr>
+        <w:spacing w:after="0" w:before="900"/>
+        <w:jc w:val="center"/>
+      </w:pPr>
+      <w:r>
+        <w:rPr>
+          <w:rFonts w:ascii="Times New Roman" w:cs="Times New Roman" w:eastAsia="Times New Roman" w:hAnsi="Times New Roman"/>
+        </w:rPr>
+        <w:t xml:space="preserve">Universidad Nacional de Rafaela (UNRaf)</w:t>
       </w:r>
     </w:p>
     <w:p>
@@ -147,7 +153,7 @@
         <w:rPr>
           <w:rFonts w:ascii="Times New Roman" w:cs="Times New Roman" w:eastAsia="Times New Roman" w:hAnsi="Times New Roman"/>
         </w:rPr>
-        <w:t xml:space="preserve">Hereñú, Franco</w:t>
+        <w:t xml:space="preserve">Materia: Taller de Producción de Videojuegos 2</w:t>
       </w:r>
     </w:p>
     <w:p>
@@ -159,18 +165,8 @@
         <w:rPr>
           <w:rFonts w:ascii="Times New Roman" w:cs="Times New Roman" w:eastAsia="Times New Roman" w:hAnsi="Times New Roman"/>
         </w:rPr>
-        <w:t xml:space="preserve">Moreno, Tomás Matías - 47583852</w:t>
-      </w:r>
-    </w:p>
-    <w:p>
-      <w:pPr>
-        <w:spacing w:after="0"/>
-      </w:pPr>
-    </w:p>
-    <w:p>
-      <w:pPr>
-        <w:spacing w:after="0"/>
-      </w:pPr>
+        <w:t xml:space="preserve">Docentes:</w:t>
+      </w:r>
     </w:p>
     <w:p>
       <w:pPr>
@@ -181,7 +177,7 @@
         <w:rPr>
           <w:rFonts w:ascii="Times New Roman" w:cs="Times New Roman" w:eastAsia="Times New Roman" w:hAnsi="Times New Roman"/>
         </w:rPr>
-        <w:t xml:space="preserve">Universidad Nacional de Rafaela (UNRaf)</w:t>
+        <w:t xml:space="preserve">Nazzetta, Sebastián</w:t>
       </w:r>
     </w:p>
     <w:p>
@@ -193,42 +189,6 @@
         <w:rPr>
           <w:rFonts w:ascii="Times New Roman" w:cs="Times New Roman" w:eastAsia="Times New Roman" w:hAnsi="Times New Roman"/>
         </w:rPr>
-        <w:t xml:space="preserve">Materia: Taller de Producción de Videojuegos 2</w:t>
-      </w:r>
-    </w:p>
-    <w:p>
-      <w:pPr>
-        <w:spacing w:after="0"/>
-        <w:jc w:val="center"/>
-      </w:pPr>
-      <w:r>
-        <w:rPr>
-          <w:rFonts w:ascii="Times New Roman" w:cs="Times New Roman" w:eastAsia="Times New Roman" w:hAnsi="Times New Roman"/>
-        </w:rPr>
-        <w:t xml:space="preserve">Docentes:</w:t>
-      </w:r>
-    </w:p>
-    <w:p>
-      <w:pPr>
-        <w:spacing w:after="0"/>
-        <w:jc w:val="center"/>
-      </w:pPr>
-      <w:r>
-        <w:rPr>
-          <w:rFonts w:ascii="Times New Roman" w:cs="Times New Roman" w:eastAsia="Times New Roman" w:hAnsi="Times New Roman"/>
-        </w:rPr>
-        <w:t xml:space="preserve">Nazzetta, Sebastián</w:t>
-      </w:r>
-    </w:p>
-    <w:p>
-      <w:pPr>
-        <w:spacing w:after="0"/>
-        <w:jc w:val="center"/>
-      </w:pPr>
-      <w:r>
-        <w:rPr>
-          <w:rFonts w:ascii="Times New Roman" w:cs="Times New Roman" w:eastAsia="Times New Roman" w:hAnsi="Times New Roman"/>
-        </w:rPr>
         <w:t xml:space="preserve">Porello, Diego</w:t>
       </w:r>
     </w:p>
@@ -236,6 +196,7 @@
       <w:pPr>
         <w:pStyle w:val="Heading2"/>
         <w:keepNext/>
+        <w:pageBreakBefore/>
         <w:spacing w:after="240" w:before="200"/>
         <w:jc w:val="center"/>
       </w:pPr>
@@ -281,46 +242,43 @@
       <w:r>
         <w:rPr>
           <w:rFonts w:ascii="Times New Roman" w:cs="Times New Roman" w:eastAsia="Times New Roman" w:hAnsi="Times New Roman"/>
+          <w:b/>
+          <w:bCs/>
           <w:sz w:val="28"/>
           <w:szCs w:val="28"/>
         </w:rPr>
-        <w:t xml:space="preserve"/>
-      </w:r>
-    </w:p>
-    <w:p>
-      <w:pPr>
-        <w:spacing w:after="0"/>
-      </w:pPr>
-      <w:r>
-        <w:rPr>
-          <w:rFonts w:ascii="Times New Roman" w:cs="Times New Roman" w:eastAsia="Times New Roman" w:hAnsi="Times New Roman"/>
-          <w:b/>
-          <w:bCs/>
+        <w:t xml:space="preserve">Descripción, Resumen y Core loop</w:t>
+      </w:r>
+      <w:r>
+        <w:rPr>
+          <w:rFonts w:ascii="Times New Roman" w:cs="Times New Roman" w:eastAsia="Times New Roman" w:hAnsi="Times New Roman"/>
           <w:sz w:val="28"/>
           <w:szCs w:val="28"/>
         </w:rPr>
-        <w:t xml:space="preserve">Descripción, Resumen y Core loop</w:t>
-      </w:r>
-      <w:r>
-        <w:rPr>
-          <w:rFonts w:ascii="Times New Roman" w:cs="Times New Roman" w:eastAsia="Times New Roman" w:hAnsi="Times New Roman"/>
+        <w:t xml:space="preserve"> -------------------------- 4</w:t>
+      </w:r>
+    </w:p>
+    <w:p>
+      <w:pPr>
+        <w:spacing w:after="0"/>
+      </w:pPr>
+      <w:r>
+        <w:rPr>
+          <w:rFonts w:ascii="Times New Roman" w:cs="Times New Roman" w:eastAsia="Times New Roman" w:hAnsi="Times New Roman"/>
+          <w:b/>
+          <w:bCs/>
           <w:sz w:val="28"/>
           <w:szCs w:val="28"/>
         </w:rPr>
-        <w:t xml:space="preserve"> -------------------------- 4</w:t>
-      </w:r>
-    </w:p>
-    <w:p>
-      <w:pPr>
-        <w:spacing w:after="0"/>
-      </w:pPr>
+        <w:t xml:space="preserve">Pilares de diseño</w:t>
+      </w:r>
       <w:r>
         <w:rPr>
           <w:rFonts w:ascii="Times New Roman" w:cs="Times New Roman" w:eastAsia="Times New Roman" w:hAnsi="Times New Roman"/>
           <w:sz w:val="28"/>
           <w:szCs w:val="28"/>
         </w:rPr>
-        <w:t xml:space="preserve"/>
+        <w:t xml:space="preserve"> --------------------------------------------- 5</w:t>
       </w:r>
     </w:p>
     <w:p>
@@ -335,7 +293,7 @@
           <w:sz w:val="28"/>
           <w:szCs w:val="28"/>
         </w:rPr>
-        <w:t xml:space="preserve">Pilares de diseño</w:t>
+        <w:t xml:space="preserve">Niveles y Narrativa</w:t>
       </w:r>
       <w:r>
         <w:rPr>
@@ -343,7 +301,7 @@
           <w:sz w:val="28"/>
           <w:szCs w:val="28"/>
         </w:rPr>
-        <w:t xml:space="preserve"> --------------------------------------------- 5</w:t>
+        <w:t xml:space="preserve"> ------------------------------------------ 5</w:t>
       </w:r>
     </w:p>
     <w:p>
@@ -353,46 +311,43 @@
       <w:r>
         <w:rPr>
           <w:rFonts w:ascii="Times New Roman" w:cs="Times New Roman" w:eastAsia="Times New Roman" w:hAnsi="Times New Roman"/>
+          <w:b/>
+          <w:bCs/>
           <w:sz w:val="28"/>
           <w:szCs w:val="28"/>
         </w:rPr>
-        <w:t xml:space="preserve"/>
-      </w:r>
-    </w:p>
-    <w:p>
-      <w:pPr>
-        <w:spacing w:after="0"/>
-      </w:pPr>
-      <w:r>
-        <w:rPr>
-          <w:rFonts w:ascii="Times New Roman" w:cs="Times New Roman" w:eastAsia="Times New Roman" w:hAnsi="Times New Roman"/>
-          <w:b/>
-          <w:bCs/>
+        <w:t xml:space="preserve">Controles</w:t>
+      </w:r>
+      <w:r>
+        <w:rPr>
+          <w:rFonts w:ascii="Times New Roman" w:cs="Times New Roman" w:eastAsia="Times New Roman" w:hAnsi="Times New Roman"/>
           <w:sz w:val="28"/>
           <w:szCs w:val="28"/>
         </w:rPr>
-        <w:t xml:space="preserve">Niveles y Narrativa</w:t>
-      </w:r>
-      <w:r>
-        <w:rPr>
-          <w:rFonts w:ascii="Times New Roman" w:cs="Times New Roman" w:eastAsia="Times New Roman" w:hAnsi="Times New Roman"/>
+        <w:t xml:space="preserve"> ------------------------------------------------------- 7</w:t>
+      </w:r>
+    </w:p>
+    <w:p>
+      <w:pPr>
+        <w:spacing w:after="0"/>
+      </w:pPr>
+      <w:r>
+        <w:rPr>
+          <w:rFonts w:ascii="Times New Roman" w:cs="Times New Roman" w:eastAsia="Times New Roman" w:hAnsi="Times New Roman"/>
+          <w:b/>
+          <w:bCs/>
           <w:sz w:val="28"/>
           <w:szCs w:val="28"/>
         </w:rPr>
-        <w:t xml:space="preserve"> ------------------------------------------ 6</w:t>
-      </w:r>
-    </w:p>
-    <w:p>
-      <w:pPr>
-        <w:spacing w:after="0"/>
-      </w:pPr>
+        <w:t xml:space="preserve">Gameplay</w:t>
+      </w:r>
       <w:r>
         <w:rPr>
           <w:rFonts w:ascii="Times New Roman" w:cs="Times New Roman" w:eastAsia="Times New Roman" w:hAnsi="Times New Roman"/>
           <w:sz w:val="28"/>
           <w:szCs w:val="28"/>
         </w:rPr>
-        <w:t xml:space="preserve"/>
+        <w:t xml:space="preserve"> -------------------------------------------------------- 7</w:t>
       </w:r>
     </w:p>
     <w:p>
@@ -407,7 +362,7 @@
           <w:sz w:val="28"/>
           <w:szCs w:val="28"/>
         </w:rPr>
-        <w:t xml:space="preserve">Controles</w:t>
+        <w:t xml:space="preserve">Formas (personajes) y Enemigos</w:t>
       </w:r>
       <w:r>
         <w:rPr>
@@ -415,7 +370,7 @@
           <w:sz w:val="28"/>
           <w:szCs w:val="28"/>
         </w:rPr>
-        <w:t xml:space="preserve"> ------------------------------------------------------- 7</w:t>
+        <w:t xml:space="preserve"> ---------------------------- 8</w:t>
       </w:r>
     </w:p>
     <w:p>
@@ -425,46 +380,43 @@
       <w:r>
         <w:rPr>
           <w:rFonts w:ascii="Times New Roman" w:cs="Times New Roman" w:eastAsia="Times New Roman" w:hAnsi="Times New Roman"/>
+          <w:b/>
+          <w:bCs/>
           <w:sz w:val="28"/>
           <w:szCs w:val="28"/>
         </w:rPr>
-        <w:t xml:space="preserve"/>
-      </w:r>
-    </w:p>
-    <w:p>
-      <w:pPr>
-        <w:spacing w:after="0"/>
-      </w:pPr>
-      <w:r>
-        <w:rPr>
-          <w:rFonts w:ascii="Times New Roman" w:cs="Times New Roman" w:eastAsia="Times New Roman" w:hAnsi="Times New Roman"/>
-          <w:b/>
-          <w:bCs/>
+        <w:t xml:space="preserve">Progresión y Energía</w:t>
+      </w:r>
+      <w:r>
+        <w:rPr>
+          <w:rFonts w:ascii="Times New Roman" w:cs="Times New Roman" w:eastAsia="Times New Roman" w:hAnsi="Times New Roman"/>
           <w:sz w:val="28"/>
           <w:szCs w:val="28"/>
         </w:rPr>
-        <w:t xml:space="preserve">Gameplay</w:t>
-      </w:r>
-      <w:r>
-        <w:rPr>
-          <w:rFonts w:ascii="Times New Roman" w:cs="Times New Roman" w:eastAsia="Times New Roman" w:hAnsi="Times New Roman"/>
+        <w:t xml:space="preserve"> ----------------------------------------- 9</w:t>
+      </w:r>
+    </w:p>
+    <w:p>
+      <w:pPr>
+        <w:spacing w:after="0"/>
+      </w:pPr>
+      <w:r>
+        <w:rPr>
+          <w:rFonts w:ascii="Times New Roman" w:cs="Times New Roman" w:eastAsia="Times New Roman" w:hAnsi="Times New Roman"/>
+          <w:b/>
+          <w:bCs/>
           <w:sz w:val="28"/>
           <w:szCs w:val="28"/>
         </w:rPr>
-        <w:t xml:space="preserve"> -------------------------------------------------------- 8</w:t>
-      </w:r>
-    </w:p>
-    <w:p>
-      <w:pPr>
-        <w:spacing w:after="0"/>
-      </w:pPr>
+        <w:t xml:space="preserve">Jefe final</w:t>
+      </w:r>
       <w:r>
         <w:rPr>
           <w:rFonts w:ascii="Times New Roman" w:cs="Times New Roman" w:eastAsia="Times New Roman" w:hAnsi="Times New Roman"/>
           <w:sz w:val="28"/>
           <w:szCs w:val="28"/>
         </w:rPr>
-        <w:t xml:space="preserve"/>
+        <w:t xml:space="preserve"> ----------------------------------------------------- 9</w:t>
       </w:r>
     </w:p>
     <w:p>
@@ -479,7 +431,7 @@
           <w:sz w:val="28"/>
           <w:szCs w:val="28"/>
         </w:rPr>
-        <w:t xml:space="preserve">Formas (personajes) y Enemigos</w:t>
+        <w:t xml:space="preserve">Sistema de dificultad progresiva</w:t>
       </w:r>
       <w:r>
         <w:rPr>
@@ -487,7 +439,7 @@
           <w:sz w:val="28"/>
           <w:szCs w:val="28"/>
         </w:rPr>
-        <w:t xml:space="preserve"> ---------------------------- 9</w:t>
+        <w:t xml:space="preserve"> -------------------------- 10</w:t>
       </w:r>
     </w:p>
     <w:p>
@@ -497,46 +449,43 @@
       <w:r>
         <w:rPr>
           <w:rFonts w:ascii="Times New Roman" w:cs="Times New Roman" w:eastAsia="Times New Roman" w:hAnsi="Times New Roman"/>
+          <w:b/>
+          <w:bCs/>
           <w:sz w:val="28"/>
           <w:szCs w:val="28"/>
         </w:rPr>
-        <w:t xml:space="preserve"/>
-      </w:r>
-    </w:p>
-    <w:p>
-      <w:pPr>
-        <w:spacing w:after="0"/>
-      </w:pPr>
-      <w:r>
-        <w:rPr>
-          <w:rFonts w:ascii="Times New Roman" w:cs="Times New Roman" w:eastAsia="Times New Roman" w:hAnsi="Times New Roman"/>
-          <w:b/>
-          <w:bCs/>
+        <w:t xml:space="preserve">Apartado Visual</w:t>
+      </w:r>
+      <w:r>
+        <w:rPr>
+          <w:rFonts w:ascii="Times New Roman" w:cs="Times New Roman" w:eastAsia="Times New Roman" w:hAnsi="Times New Roman"/>
           <w:sz w:val="28"/>
           <w:szCs w:val="28"/>
         </w:rPr>
-        <w:t xml:space="preserve">Progresión y Energía</w:t>
-      </w:r>
-      <w:r>
-        <w:rPr>
-          <w:rFonts w:ascii="Times New Roman" w:cs="Times New Roman" w:eastAsia="Times New Roman" w:hAnsi="Times New Roman"/>
+        <w:t xml:space="preserve"> ----------------------------------------------- 10</w:t>
+      </w:r>
+    </w:p>
+    <w:p>
+      <w:pPr>
+        <w:spacing w:after="0"/>
+      </w:pPr>
+      <w:r>
+        <w:rPr>
+          <w:rFonts w:ascii="Times New Roman" w:cs="Times New Roman" w:eastAsia="Times New Roman" w:hAnsi="Times New Roman"/>
+          <w:b/>
+          <w:bCs/>
           <w:sz w:val="28"/>
           <w:szCs w:val="28"/>
         </w:rPr>
-        <w:t xml:space="preserve"> ----------------------------------------- 10</w:t>
-      </w:r>
-    </w:p>
-    <w:p>
-      <w:pPr>
-        <w:spacing w:after="0"/>
-      </w:pPr>
+        <w:t xml:space="preserve">Efectos visuales (FX) y Audio</w:t>
+      </w:r>
       <w:r>
         <w:rPr>
           <w:rFonts w:ascii="Times New Roman" w:cs="Times New Roman" w:eastAsia="Times New Roman" w:hAnsi="Times New Roman"/>
           <w:sz w:val="28"/>
           <w:szCs w:val="28"/>
         </w:rPr>
-        <w:t xml:space="preserve"/>
+        <w:t xml:space="preserve"> ------------------------------ 11</w:t>
       </w:r>
     </w:p>
     <w:p>
@@ -551,7 +500,7 @@
           <w:sz w:val="28"/>
           <w:szCs w:val="28"/>
         </w:rPr>
-        <w:t xml:space="preserve">Jefe final</w:t>
+        <w:t xml:space="preserve">Datos Adicionales</w:t>
       </w:r>
       <w:r>
         <w:rPr>
@@ -559,7 +508,7 @@
           <w:sz w:val="28"/>
           <w:szCs w:val="28"/>
         </w:rPr>
-        <w:t xml:space="preserve"> ----------------------------------------------------- 11</w:t>
+        <w:t xml:space="preserve"> --------------------------------------------- 11</w:t>
       </w:r>
     </w:p>
     <w:p>
@@ -569,194 +518,25 @@
       <w:r>
         <w:rPr>
           <w:rFonts w:ascii="Times New Roman" w:cs="Times New Roman" w:eastAsia="Times New Roman" w:hAnsi="Times New Roman"/>
+          <w:b/>
+          <w:bCs/>
           <w:sz w:val="28"/>
           <w:szCs w:val="28"/>
         </w:rPr>
-        <w:t xml:space="preserve"/>
-      </w:r>
-    </w:p>
-    <w:p>
-      <w:pPr>
-        <w:spacing w:after="0"/>
-      </w:pPr>
-      <w:r>
-        <w:rPr>
-          <w:rFonts w:ascii="Times New Roman" w:cs="Times New Roman" w:eastAsia="Times New Roman" w:hAnsi="Times New Roman"/>
-          <w:b/>
-          <w:bCs/>
+        <w:t xml:space="preserve">Público objetivo</w:t>
+      </w:r>
+      <w:r>
+        <w:rPr>
+          <w:rFonts w:ascii="Times New Roman" w:cs="Times New Roman" w:eastAsia="Times New Roman" w:hAnsi="Times New Roman"/>
           <w:sz w:val="28"/>
           <w:szCs w:val="28"/>
         </w:rPr>
-        <w:t xml:space="preserve">Sistema de dificultad progresiva</w:t>
-      </w:r>
-      <w:r>
-        <w:rPr>
-          <w:rFonts w:ascii="Times New Roman" w:cs="Times New Roman" w:eastAsia="Times New Roman" w:hAnsi="Times New Roman"/>
-          <w:sz w:val="28"/>
-          <w:szCs w:val="28"/>
-        </w:rPr>
-        <w:t xml:space="preserve"> -------------------------- 11</w:t>
-      </w:r>
-    </w:p>
-    <w:p>
-      <w:pPr>
-        <w:spacing w:after="0"/>
-      </w:pPr>
-      <w:r>
-        <w:rPr>
-          <w:rFonts w:ascii="Times New Roman" w:cs="Times New Roman" w:eastAsia="Times New Roman" w:hAnsi="Times New Roman"/>
-          <w:sz w:val="28"/>
-          <w:szCs w:val="28"/>
-        </w:rPr>
-        <w:t xml:space="preserve"/>
-      </w:r>
-    </w:p>
-    <w:p>
-      <w:pPr>
-        <w:spacing w:after="0"/>
-      </w:pPr>
-      <w:r>
-        <w:rPr>
-          <w:rFonts w:ascii="Times New Roman" w:cs="Times New Roman" w:eastAsia="Times New Roman" w:hAnsi="Times New Roman"/>
-          <w:b/>
-          <w:bCs/>
-          <w:sz w:val="28"/>
-          <w:szCs w:val="28"/>
-        </w:rPr>
-        <w:t xml:space="preserve">Apartado Visual</w:t>
-      </w:r>
-      <w:r>
-        <w:rPr>
-          <w:rFonts w:ascii="Times New Roman" w:cs="Times New Roman" w:eastAsia="Times New Roman" w:hAnsi="Times New Roman"/>
-          <w:sz w:val="28"/>
-          <w:szCs w:val="28"/>
-        </w:rPr>
-        <w:t xml:space="preserve"> ----------------------------------------------- 12</w:t>
-      </w:r>
-    </w:p>
-    <w:p>
-      <w:pPr>
-        <w:spacing w:after="0"/>
-      </w:pPr>
-      <w:r>
-        <w:rPr>
-          <w:rFonts w:ascii="Times New Roman" w:cs="Times New Roman" w:eastAsia="Times New Roman" w:hAnsi="Times New Roman"/>
-          <w:sz w:val="28"/>
-          <w:szCs w:val="28"/>
-        </w:rPr>
-        <w:t xml:space="preserve"/>
-      </w:r>
-    </w:p>
-    <w:p>
-      <w:pPr>
-        <w:spacing w:after="0"/>
-      </w:pPr>
-      <w:r>
-        <w:rPr>
-          <w:rFonts w:ascii="Times New Roman" w:cs="Times New Roman" w:eastAsia="Times New Roman" w:hAnsi="Times New Roman"/>
-          <w:b/>
-          <w:bCs/>
-          <w:sz w:val="28"/>
-          <w:szCs w:val="28"/>
-        </w:rPr>
-        <w:t xml:space="preserve">Efectos visuales (FX) y Audio</w:t>
-      </w:r>
-      <w:r>
-        <w:rPr>
-          <w:rFonts w:ascii="Times New Roman" w:cs="Times New Roman" w:eastAsia="Times New Roman" w:hAnsi="Times New Roman"/>
-          <w:sz w:val="28"/>
-          <w:szCs w:val="28"/>
-        </w:rPr>
-        <w:t xml:space="preserve"> ------------------------------ 13</w:t>
-      </w:r>
-    </w:p>
-    <w:p>
-      <w:pPr>
-        <w:spacing w:after="0"/>
-      </w:pPr>
-      <w:r>
-        <w:rPr>
-          <w:rFonts w:ascii="Times New Roman" w:cs="Times New Roman" w:eastAsia="Times New Roman" w:hAnsi="Times New Roman"/>
-          <w:sz w:val="28"/>
-          <w:szCs w:val="28"/>
-        </w:rPr>
-        <w:t xml:space="preserve"/>
-      </w:r>
-    </w:p>
-    <w:p>
-      <w:pPr>
-        <w:spacing w:after="0"/>
-      </w:pPr>
-      <w:r>
-        <w:rPr>
-          <w:rFonts w:ascii="Times New Roman" w:cs="Times New Roman" w:eastAsia="Times New Roman" w:hAnsi="Times New Roman"/>
-          <w:b/>
-          <w:bCs/>
-          <w:sz w:val="28"/>
-          <w:szCs w:val="28"/>
-        </w:rPr>
-        <w:t xml:space="preserve">Datos Adicionales</w:t>
-      </w:r>
-      <w:r>
-        <w:rPr>
-          <w:rFonts w:ascii="Times New Roman" w:cs="Times New Roman" w:eastAsia="Times New Roman" w:hAnsi="Times New Roman"/>
-          <w:sz w:val="28"/>
-          <w:szCs w:val="28"/>
-        </w:rPr>
-        <w:t xml:space="preserve"> --------------------------------------------- 14</w:t>
-      </w:r>
-    </w:p>
-    <w:p>
-      <w:pPr>
-        <w:spacing w:after="0"/>
-      </w:pPr>
-      <w:r>
-        <w:rPr>
-          <w:rFonts w:ascii="Times New Roman" w:cs="Times New Roman" w:eastAsia="Times New Roman" w:hAnsi="Times New Roman"/>
-          <w:sz w:val="28"/>
-          <w:szCs w:val="28"/>
-        </w:rPr>
-        <w:t xml:space="preserve"/>
-      </w:r>
-    </w:p>
-    <w:p>
-      <w:pPr>
-        <w:spacing w:after="0"/>
-      </w:pPr>
-      <w:r>
-        <w:rPr>
-          <w:rFonts w:ascii="Times New Roman" w:cs="Times New Roman" w:eastAsia="Times New Roman" w:hAnsi="Times New Roman"/>
-          <w:b/>
-          <w:bCs/>
-          <w:sz w:val="28"/>
-          <w:szCs w:val="28"/>
-        </w:rPr>
-        <w:t xml:space="preserve">Público objetivo</w:t>
-      </w:r>
-      <w:r>
-        <w:rPr>
-          <w:rFonts w:ascii="Times New Roman" w:cs="Times New Roman" w:eastAsia="Times New Roman" w:hAnsi="Times New Roman"/>
-          <w:sz w:val="28"/>
-          <w:szCs w:val="28"/>
-        </w:rPr>
-        <w:t xml:space="preserve"> ---------------------------------------------- 14</w:t>
-      </w:r>
-    </w:p>
-    <w:p>
-      <w:pPr>
-        <w:spacing w:after="0"/>
-      </w:pPr>
-      <w:r>
-        <w:rPr>
-          <w:rFonts w:ascii="Times New Roman" w:cs="Times New Roman" w:eastAsia="Times New Roman" w:hAnsi="Times New Roman"/>
-          <w:sz w:val="28"/>
-          <w:szCs w:val="28"/>
-        </w:rPr>
-        <w:t xml:space="preserve"/>
-      </w:r>
-    </w:p>
-    <w:p>
-      <w:pPr>
+        <w:t xml:space="preserve"> ---------------------------------------------- 11</w:t>
+      </w:r>
+    </w:p>
+    <w:p>
+      <w:pPr>
+        <w:pageBreakBefore/>
         <w:spacing w:after="0"/>
         <w:jc w:val="center"/>
       </w:pPr>
@@ -805,6 +585,7 @@
       <w:pPr>
         <w:pStyle w:val="Heading2"/>
         <w:keepNext/>
+        <w:pageBreakBefore/>
         <w:spacing w:after="240" w:before="200"/>
         <w:jc w:val="center"/>
       </w:pPr>
@@ -956,7 +737,7 @@
       <w:r>
         <w:drawing>
           <wp:inline distT="0" distB="0" distL="0" distR="0">
-            <wp:extent cx="3143250" cy="3143250"/>
+            <wp:extent cx="2171700" cy="2171700"/>
             <wp:effectExtent t="0" r="0" b="0" l="0"/>
             <wp:docPr id="3" name="coreloop.png" descr="coreloop.png" title="coreloop.png"/>
             <wp:cNvGraphicFramePr>
@@ -981,7 +762,7 @@
                   <pic:spPr bwMode="auto">
                     <a:xfrm>
                       <a:off x="0" y="0"/>
-                      <a:ext cx="3143250" cy="3143250"/>
+                      <a:ext cx="2171700" cy="2171700"/>
                     </a:xfrm>
                     <a:prstGeom prst="rect">
                       <a:avLst/>
@@ -1111,6 +892,69 @@
     </w:p>
     <w:p>
       <w:pPr>
+        <w:spacing w:after="200" w:before="100"/>
+        <w:jc w:val="center"/>
+      </w:pPr>
+      <w:r>
+        <w:drawing>
+          <wp:inline distT="0" distB="0" distL="0" distR="0">
+            <wp:extent cx="3619500" cy="2038350"/>
+            <wp:effectExtent t="0" r="0" b="0" l="0"/>
+            <wp:docPr id="4" name="comic1.png" descr="comic1.png" title="comic1.png"/>
+            <wp:cNvGraphicFramePr>
+              <a:graphicFrameLocks xmlns:a="http://schemas.openxmlformats.org/drawingml/2006/main" noChangeAspect="1"/>
+            </wp:cNvGraphicFramePr>
+            <a:graphic xmlns:a="http://schemas.openxmlformats.org/drawingml/2006/main">
+              <a:graphicData uri="http://schemas.openxmlformats.org/drawingml/2006/picture">
+                <pic:pic xmlns:pic="http://schemas.openxmlformats.org/drawingml/2006/picture">
+                  <pic:nvPicPr>
+                    <pic:cNvPr id="0" name="" descr=""/>
+                    <pic:cNvPicPr>
+                      <a:picLocks noChangeAspect="1" noChangeArrowheads="1"/>
+                    </pic:cNvPicPr>
+                  </pic:nvPicPr>
+                  <pic:blipFill>
+                    <a:blip r:embed="rId10" cstate="none"/>
+                    <a:srcRect/>
+                    <a:stretch>
+                      <a:fillRect/>
+                    </a:stretch>
+                  </pic:blipFill>
+                  <pic:spPr bwMode="auto">
+                    <a:xfrm>
+                      <a:off x="0" y="0"/>
+                      <a:ext cx="3619500" cy="2038350"/>
+                    </a:xfrm>
+                    <a:prstGeom prst="rect">
+                      <a:avLst/>
+                    </a:prstGeom>
+                  </pic:spPr>
+                </pic:pic>
+              </a:graphicData>
+            </a:graphic>
+          </wp:inline>
+        </w:drawing>
+      </w:r>
+    </w:p>
+    <w:p>
+      <w:pPr>
+        <w:spacing w:after="200" w:before="0"/>
+        <w:jc w:val="center"/>
+      </w:pPr>
+      <w:r>
+        <w:rPr>
+          <w:rFonts w:ascii="Times New Roman" w:cs="Times New Roman" w:eastAsia="Times New Roman" w:hAnsi="Times New Roman"/>
+          <w:i/>
+          <w:iCs/>
+          <w:color w:val="555555"/>
+          <w:sz w:val="18"/>
+          <w:szCs w:val="18"/>
+        </w:rPr>
+        <w:t xml:space="preserve">Cómic de inicio</w:t>
+      </w:r>
+    </w:p>
+    <w:p>
+      <w:pPr>
         <w:spacing w:after="200" w:line="276"/>
       </w:pPr>
       <w:r>
@@ -1125,7 +969,70 @@
         <w:rPr>
           <w:rFonts w:ascii="Times New Roman" w:cs="Times New Roman" w:eastAsia="Times New Roman" w:hAnsi="Times New Roman"/>
         </w:rPr>
-        <w:t xml:space="preserve">al vencer al Arzobispo el sello cede y el hijo emerge de la luz. Padre y Amuleto dialogan brevemente, corte a negro y aparece la frase final: “Lo que el bosque se llevó, el bosque lo devuelve.”</w:t>
+        <w:t xml:space="preserve">al vencer al Arzobispo el sello cede y el hijo emerge de la luz. Padre y Amuleto dialogan brevemente, corte a negro y aparece la frase final: “Lo que el bosque se llevó, el bosque lo devuelve.” Antes de los créditos, un segundo cómic de seis viñetas muestra el estallido de la estrella, el reencuentro y la confesión del niño.</w:t>
+      </w:r>
+    </w:p>
+    <w:p>
+      <w:pPr>
+        <w:spacing w:after="200" w:before="100"/>
+        <w:jc w:val="center"/>
+      </w:pPr>
+      <w:r>
+        <w:drawing>
+          <wp:inline distT="0" distB="0" distL="0" distR="0">
+            <wp:extent cx="3619500" cy="2038350"/>
+            <wp:effectExtent t="0" r="0" b="0" l="0"/>
+            <wp:docPr id="5" name="comic2.png" descr="comic2.png" title="comic2.png"/>
+            <wp:cNvGraphicFramePr>
+              <a:graphicFrameLocks xmlns:a="http://schemas.openxmlformats.org/drawingml/2006/main" noChangeAspect="1"/>
+            </wp:cNvGraphicFramePr>
+            <a:graphic xmlns:a="http://schemas.openxmlformats.org/drawingml/2006/main">
+              <a:graphicData uri="http://schemas.openxmlformats.org/drawingml/2006/picture">
+                <pic:pic xmlns:pic="http://schemas.openxmlformats.org/drawingml/2006/picture">
+                  <pic:nvPicPr>
+                    <pic:cNvPr id="0" name="" descr=""/>
+                    <pic:cNvPicPr>
+                      <a:picLocks noChangeAspect="1" noChangeArrowheads="1"/>
+                    </pic:cNvPicPr>
+                  </pic:nvPicPr>
+                  <pic:blipFill>
+                    <a:blip r:embed="rId11" cstate="none"/>
+                    <a:srcRect/>
+                    <a:stretch>
+                      <a:fillRect/>
+                    </a:stretch>
+                  </pic:blipFill>
+                  <pic:spPr bwMode="auto">
+                    <a:xfrm>
+                      <a:off x="0" y="0"/>
+                      <a:ext cx="3619500" cy="2038350"/>
+                    </a:xfrm>
+                    <a:prstGeom prst="rect">
+                      <a:avLst/>
+                    </a:prstGeom>
+                  </pic:spPr>
+                </pic:pic>
+              </a:graphicData>
+            </a:graphic>
+          </wp:inline>
+        </w:drawing>
+      </w:r>
+    </w:p>
+    <w:p>
+      <w:pPr>
+        <w:spacing w:after="200" w:before="0"/>
+        <w:jc w:val="center"/>
+      </w:pPr>
+      <w:r>
+        <w:rPr>
+          <w:rFonts w:ascii="Times New Roman" w:cs="Times New Roman" w:eastAsia="Times New Roman" w:hAnsi="Times New Roman"/>
+          <w:i/>
+          <w:iCs/>
+          <w:color w:val="555555"/>
+          <w:sz w:val="18"/>
+          <w:szCs w:val="18"/>
+        </w:rPr>
+        <w:t xml:space="preserve">Cómic final</w:t>
       </w:r>
     </w:p>
     <w:p>
@@ -1144,7 +1051,7 @@
         <w:rPr>
           <w:rFonts w:ascii="Times New Roman" w:cs="Times New Roman" w:eastAsia="Times New Roman" w:hAnsi="Times New Roman"/>
         </w:rPr>
-        <w:t xml:space="preserve">el cómic de inicio, la intro de cada nivel, la cinemática de cada tótem (el sello viaja al jugador y aparece la tarjeta de la forma) y las del jefe (aparición y estallido final). Todas ocurren dentro del juego, sin cortar el ritmo.</w:t>
+        <w:t xml:space="preserve">el cómic de inicio y el final, la intro de cada nivel, la cinemática de cada tótem (el sello viaja al jugador y aparece la tarjeta de la forma) y las del jefe (aparición y estallido final). Todas ocurren dentro del juego, sin cortar el ritmo.</w:t>
       </w:r>
     </w:p>
     <w:p>
@@ -1301,7 +1208,7 @@
                 <wp:inline distT="0" distB="0" distL="0" distR="0">
                   <wp:extent cx="1695450" cy="952500"/>
                   <wp:effectExtent t="0" r="0" b="0" l="0"/>
-                  <wp:docPr id="4" name="g_n1.png" descr="g_n1.png" title="g_n1.png"/>
+                  <wp:docPr id="6" name="g_n1.png" descr="g_n1.png" title="g_n1.png"/>
                   <wp:cNvGraphicFramePr>
                     <a:graphicFrameLocks xmlns:a="http://schemas.openxmlformats.org/drawingml/2006/main" noChangeAspect="1"/>
                   </wp:cNvGraphicFramePr>
@@ -1315,7 +1222,7 @@
                           </pic:cNvPicPr>
                         </pic:nvPicPr>
                         <pic:blipFill>
-                          <a:blip r:embed="rId10" cstate="none"/>
+                          <a:blip r:embed="rId12" cstate="none"/>
                           <a:srcRect/>
                           <a:stretch>
                             <a:fillRect/>
@@ -1381,7 +1288,7 @@
                 <wp:inline distT="0" distB="0" distL="0" distR="0">
                   <wp:extent cx="1695450" cy="952500"/>
                   <wp:effectExtent t="0" r="0" b="0" l="0"/>
-                  <wp:docPr id="5" name="g_n2.png" descr="g_n2.png" title="g_n2.png"/>
+                  <wp:docPr id="7" name="g_n2.png" descr="g_n2.png" title="g_n2.png"/>
                   <wp:cNvGraphicFramePr>
                     <a:graphicFrameLocks xmlns:a="http://schemas.openxmlformats.org/drawingml/2006/main" noChangeAspect="1"/>
                   </wp:cNvGraphicFramePr>
@@ -1395,7 +1302,7 @@
                           </pic:cNvPicPr>
                         </pic:nvPicPr>
                         <pic:blipFill>
-                          <a:blip r:embed="rId11" cstate="none"/>
+                          <a:blip r:embed="rId13" cstate="none"/>
                           <a:srcRect/>
                           <a:stretch>
                             <a:fillRect/>
@@ -1461,7 +1368,7 @@
                 <wp:inline distT="0" distB="0" distL="0" distR="0">
                   <wp:extent cx="1695450" cy="952500"/>
                   <wp:effectExtent t="0" r="0" b="0" l="0"/>
-                  <wp:docPr id="6" name="g_n3.png" descr="g_n3.png" title="g_n3.png"/>
+                  <wp:docPr id="8" name="g_n3.png" descr="g_n3.png" title="g_n3.png"/>
                   <wp:cNvGraphicFramePr>
                     <a:graphicFrameLocks xmlns:a="http://schemas.openxmlformats.org/drawingml/2006/main" noChangeAspect="1"/>
                   </wp:cNvGraphicFramePr>
@@ -1475,7 +1382,7 @@
                           </pic:cNvPicPr>
                         </pic:nvPicPr>
                         <pic:blipFill>
-                          <a:blip r:embed="rId12" cstate="none"/>
+                          <a:blip r:embed="rId14" cstate="none"/>
                           <a:srcRect/>
                           <a:stretch>
                             <a:fillRect/>
@@ -1564,7 +1471,7 @@
                 <wp:inline distT="0" distB="0" distL="0" distR="0">
                   <wp:extent cx="1695450" cy="952500"/>
                   <wp:effectExtent t="0" r="0" b="0" l="0"/>
-                  <wp:docPr id="7" name="g_t1.png" descr="g_t1.png" title="g_t1.png"/>
+                  <wp:docPr id="9" name="g_t1.png" descr="g_t1.png" title="g_t1.png"/>
                   <wp:cNvGraphicFramePr>
                     <a:graphicFrameLocks xmlns:a="http://schemas.openxmlformats.org/drawingml/2006/main" noChangeAspect="1"/>
                   </wp:cNvGraphicFramePr>
@@ -1578,7 +1485,7 @@
                           </pic:cNvPicPr>
                         </pic:nvPicPr>
                         <pic:blipFill>
-                          <a:blip r:embed="rId13" cstate="none"/>
+                          <a:blip r:embed="rId15" cstate="none"/>
                           <a:srcRect/>
                           <a:stretch>
                             <a:fillRect/>
@@ -1644,7 +1551,7 @@
                 <wp:inline distT="0" distB="0" distL="0" distR="0">
                   <wp:extent cx="1695450" cy="952500"/>
                   <wp:effectExtent t="0" r="0" b="0" l="0"/>
-                  <wp:docPr id="8" name="g_t2.png" descr="g_t2.png" title="g_t2.png"/>
+                  <wp:docPr id="10" name="g_t2.png" descr="g_t2.png" title="g_t2.png"/>
                   <wp:cNvGraphicFramePr>
                     <a:graphicFrameLocks xmlns:a="http://schemas.openxmlformats.org/drawingml/2006/main" noChangeAspect="1"/>
                   </wp:cNvGraphicFramePr>
@@ -1658,7 +1565,7 @@
                           </pic:cNvPicPr>
                         </pic:nvPicPr>
                         <pic:blipFill>
-                          <a:blip r:embed="rId14" cstate="none"/>
+                          <a:blip r:embed="rId16" cstate="none"/>
                           <a:srcRect/>
                           <a:stretch>
                             <a:fillRect/>
@@ -1724,7 +1631,7 @@
                 <wp:inline distT="0" distB="0" distL="0" distR="0">
                   <wp:extent cx="1695450" cy="952500"/>
                   <wp:effectExtent t="0" r="0" b="0" l="0"/>
-                  <wp:docPr id="9" name="g_t3.png" descr="g_t3.png" title="g_t3.png"/>
+                  <wp:docPr id="11" name="g_t3.png" descr="g_t3.png" title="g_t3.png"/>
                   <wp:cNvGraphicFramePr>
                     <a:graphicFrameLocks xmlns:a="http://schemas.openxmlformats.org/drawingml/2006/main" noChangeAspect="1"/>
                   </wp:cNvGraphicFramePr>
@@ -1738,7 +1645,7 @@
                           </pic:cNvPicPr>
                         </pic:nvPicPr>
                         <pic:blipFill>
-                          <a:blip r:embed="rId15" cstate="none"/>
+                          <a:blip r:embed="rId17" cstate="none"/>
                           <a:srcRect/>
                           <a:stretch>
                             <a:fillRect/>
@@ -1842,7 +1749,7 @@
         <w:rPr>
           <w:rFonts w:ascii="Times New Roman" w:cs="Times New Roman" w:eastAsia="Times New Roman" w:hAnsi="Times New Roman"/>
         </w:rPr>
-        <w:t xml:space="preserve">A / D o flechas (mando: stick / cruz).</w:t>
+        <w:t xml:space="preserve">A / D (mando: stick izquierdo).</w:t>
       </w:r>
     </w:p>
     <w:p>
@@ -1860,13 +1767,13 @@
           <w:b/>
           <w:bCs/>
         </w:rPr>
-        <w:t xml:space="preserve">Saltar - </w:t>
-      </w:r>
-      <w:r>
-        <w:rPr>
-          <w:rFonts w:ascii="Times New Roman" w:cs="Times New Roman" w:eastAsia="Times New Roman" w:hAnsi="Times New Roman"/>
-        </w:rPr>
-        <w:t xml:space="preserve">Espacio (mando: A).</w:t>
+        <w:t xml:space="preserve">Cámara - </w:t>
+      </w:r>
+      <w:r>
+        <w:rPr>
+          <w:rFonts w:ascii="Times New Roman" w:cs="Times New Roman" w:eastAsia="Times New Roman" w:hAnsi="Times New Roman"/>
+        </w:rPr>
+        <w:t xml:space="preserve">flechas (mando: stick derecho).</w:t>
       </w:r>
     </w:p>
     <w:p>
@@ -1884,13 +1791,13 @@
           <w:b/>
           <w:bCs/>
         </w:rPr>
-        <w:t xml:space="preserve">Golpe / Golpe fuerte / Especial e interactuar - </w:t>
-      </w:r>
-      <w:r>
-        <w:rPr>
-          <w:rFonts w:ascii="Times New Roman" w:cs="Times New Roman" w:eastAsia="Times New Roman" w:hAnsi="Times New Roman"/>
-        </w:rPr>
-        <w:t xml:space="preserve">J / K / L (mando: X / Y / B).</w:t>
+        <w:t xml:space="preserve">Saltar - </w:t>
+      </w:r>
+      <w:r>
+        <w:rPr>
+          <w:rFonts w:ascii="Times New Roman" w:cs="Times New Roman" w:eastAsia="Times New Roman" w:hAnsi="Times New Roman"/>
+        </w:rPr>
+        <w:t xml:space="preserve">Espacio (mando: A).</w:t>
       </w:r>
     </w:p>
     <w:p>
@@ -1908,13 +1815,13 @@
           <w:b/>
           <w:bCs/>
         </w:rPr>
-        <w:t xml:space="preserve">Bloquear y parry (Humano) - </w:t>
-      </w:r>
-      <w:r>
-        <w:rPr>
-          <w:rFonts w:ascii="Times New Roman" w:cs="Times New Roman" w:eastAsia="Times New Roman" w:hAnsi="Times New Roman"/>
-        </w:rPr>
-        <w:t xml:space="preserve">Shift (mando: LB), justo al recibir el golpe para hacer parry.</w:t>
+        <w:t xml:space="preserve">Golpe / Golpe fuerte / Especial e interactuar - </w:t>
+      </w:r>
+      <w:r>
+        <w:rPr>
+          <w:rFonts w:ascii="Times New Roman" w:cs="Times New Roman" w:eastAsia="Times New Roman" w:hAnsi="Times New Roman"/>
+        </w:rPr>
+        <w:t xml:space="preserve">J / K / L (mando: X / Y / B).</w:t>
       </w:r>
     </w:p>
     <w:p>
@@ -1932,13 +1839,13 @@
           <w:b/>
           <w:bCs/>
         </w:rPr>
-        <w:t xml:space="preserve">Aleteo y picada (Murciélago) - </w:t>
-      </w:r>
-      <w:r>
-        <w:rPr>
-          <w:rFonts w:ascii="Times New Roman" w:cs="Times New Roman" w:eastAsia="Times New Roman" w:hAnsi="Times New Roman"/>
-        </w:rPr>
-        <w:t xml:space="preserve">Espacio en el aire y S / flecha abajo en el aire.</w:t>
+        <w:t xml:space="preserve">Bloquear y parry (Humano) - </w:t>
+      </w:r>
+      <w:r>
+        <w:rPr>
+          <w:rFonts w:ascii="Times New Roman" w:cs="Times New Roman" w:eastAsia="Times New Roman" w:hAnsi="Times New Roman"/>
+        </w:rPr>
+        <w:t xml:space="preserve">Shift (mando: LB), justo al recibir el golpe para hacer parry.</w:t>
       </w:r>
     </w:p>
     <w:p>
@@ -1956,13 +1863,13 @@
           <w:b/>
           <w:bCs/>
         </w:rPr>
-        <w:t xml:space="preserve">Elegir forma - </w:t>
-      </w:r>
-      <w:r>
-        <w:rPr>
-          <w:rFonts w:ascii="Times New Roman" w:cs="Times New Roman" w:eastAsia="Times New Roman" w:hAnsi="Times New Roman"/>
-        </w:rPr>
-        <w:t xml:space="preserve">Q / E (mando: Select).</w:t>
+        <w:t xml:space="preserve">Aleteo y picada (Murciélago) - </w:t>
+      </w:r>
+      <w:r>
+        <w:rPr>
+          <w:rFonts w:ascii="Times New Roman" w:cs="Times New Roman" w:eastAsia="Times New Roman" w:hAnsi="Times New Roman"/>
+        </w:rPr>
+        <w:t xml:space="preserve">Espacio en el aire y S en el aire (mando: A en el aire y stick hacia abajo).</w:t>
       </w:r>
     </w:p>
     <w:p>
@@ -1980,13 +1887,13 @@
           <w:b/>
           <w:bCs/>
         </w:rPr>
-        <w:t xml:space="preserve">Transformar o volver a Humano - </w:t>
-      </w:r>
-      <w:r>
-        <w:rPr>
-          <w:rFonts w:ascii="Times New Roman" w:cs="Times New Roman" w:eastAsia="Times New Roman" w:hAnsi="Times New Roman"/>
-        </w:rPr>
-        <w:t xml:space="preserve">T (mando: RB).</w:t>
+        <w:t xml:space="preserve">Elegir forma - </w:t>
+      </w:r>
+      <w:r>
+        <w:rPr>
+          <w:rFonts w:ascii="Times New Roman" w:cs="Times New Roman" w:eastAsia="Times New Roman" w:hAnsi="Times New Roman"/>
+        </w:rPr>
+        <w:t xml:space="preserve">Q / E (mando: LT o Select / RT).</w:t>
       </w:r>
     </w:p>
     <w:p>
@@ -2004,13 +1911,85 @@
           <w:b/>
           <w:bCs/>
         </w:rPr>
-        <w:t xml:space="preserve">Transformar directo (teclas) - </w:t>
-      </w:r>
-      <w:r>
-        <w:rPr>
-          <w:rFonts w:ascii="Times New Roman" w:cs="Times New Roman" w:eastAsia="Times New Roman" w:hAnsi="Times New Roman"/>
-        </w:rPr>
-        <w:t xml:space="preserve">1 Humano / 2 Lobo / 3 Oso / 4 Murciélago.</w:t>
+        <w:t xml:space="preserve">Transformar o volver a Humano - </w:t>
+      </w:r>
+      <w:r>
+        <w:rPr>
+          <w:rFonts w:ascii="Times New Roman" w:cs="Times New Roman" w:eastAsia="Times New Roman" w:hAnsi="Times New Roman"/>
+        </w:rPr>
+        <w:t xml:space="preserve">T (mando: RB).</w:t>
+      </w:r>
+    </w:p>
+    <w:p>
+      <w:pPr>
+        <w:pStyle w:val="ListParagraph"/>
+        <w:numPr>
+          <w:ilvl w:val="0"/>
+          <w:numId w:val="2"/>
+        </w:numPr>
+        <w:spacing w:after="80" w:line="276"/>
+      </w:pPr>
+      <w:r>
+        <w:rPr>
+          <w:rFonts w:ascii="Times New Roman" w:cs="Times New Roman" w:eastAsia="Times New Roman" w:hAnsi="Times New Roman"/>
+          <w:b/>
+          <w:bCs/>
+        </w:rPr>
+        <w:t xml:space="preserve">Transformar directo - </w:t>
+      </w:r>
+      <w:r>
+        <w:rPr>
+          <w:rFonts w:ascii="Times New Roman" w:cs="Times New Roman" w:eastAsia="Times New Roman" w:hAnsi="Times New Roman"/>
+        </w:rPr>
+        <w:t xml:space="preserve">1 Humano / 2 Lobo / 3 Oso / 4 Murciélago (mando, cruceta: izquierda Oso, derecha Lobo, arriba Murciélago, abajo Humano).</w:t>
+      </w:r>
+    </w:p>
+    <w:p>
+      <w:pPr>
+        <w:pStyle w:val="ListParagraph"/>
+        <w:numPr>
+          <w:ilvl w:val="0"/>
+          <w:numId w:val="2"/>
+        </w:numPr>
+        <w:spacing w:after="80" w:line="276"/>
+      </w:pPr>
+      <w:r>
+        <w:rPr>
+          <w:rFonts w:ascii="Times New Roman" w:cs="Times New Roman" w:eastAsia="Times New Roman" w:hAnsi="Times New Roman"/>
+          <w:b/>
+          <w:bCs/>
+        </w:rPr>
+        <w:t xml:space="preserve">Adelantar diálogo - </w:t>
+      </w:r>
+      <w:r>
+        <w:rPr>
+          <w:rFonts w:ascii="Times New Roman" w:cs="Times New Roman" w:eastAsia="Times New Roman" w:hAnsi="Times New Roman"/>
+        </w:rPr>
+        <w:t xml:space="preserve">Enter (mando: L3).</w:t>
+      </w:r>
+    </w:p>
+    <w:p>
+      <w:pPr>
+        <w:pStyle w:val="ListParagraph"/>
+        <w:numPr>
+          <w:ilvl w:val="0"/>
+          <w:numId w:val="2"/>
+        </w:numPr>
+        <w:spacing w:after="80" w:line="276"/>
+      </w:pPr>
+      <w:r>
+        <w:rPr>
+          <w:rFonts w:ascii="Times New Roman" w:cs="Times New Roman" w:eastAsia="Times New Roman" w:hAnsi="Times New Roman"/>
+          <w:b/>
+          <w:bCs/>
+        </w:rPr>
+        <w:t xml:space="preserve">Omitir cinemática o intro - </w:t>
+      </w:r>
+      <w:r>
+        <w:rPr>
+          <w:rFonts w:ascii="Times New Roman" w:cs="Times New Roman" w:eastAsia="Times New Roman" w:hAnsi="Times New Roman"/>
+        </w:rPr>
+        <w:t xml:space="preserve">X, manteniéndola presionada.</w:t>
       </w:r>
     </w:p>
     <w:p>
@@ -2347,9 +2326,9 @@
             <w:r>
               <w:drawing>
                 <wp:inline distT="0" distB="0" distL="0" distR="0">
-                  <wp:extent cx="457200" cy="752475"/>
+                  <wp:extent cx="457200" cy="742950"/>
                   <wp:effectExtent t="0" r="0" b="0" l="0"/>
-                  <wp:docPr id="10" name="s_humano.png" descr="s_humano.png" title="s_humano.png"/>
+                  <wp:docPr id="12" name="s_humano.png" descr="s_humano.png" title="s_humano.png"/>
                   <wp:cNvGraphicFramePr>
                     <a:graphicFrameLocks xmlns:a="http://schemas.openxmlformats.org/drawingml/2006/main" noChangeAspect="1"/>
                   </wp:cNvGraphicFramePr>
@@ -2363,7 +2342,7 @@
                           </pic:cNvPicPr>
                         </pic:nvPicPr>
                         <pic:blipFill>
-                          <a:blip r:embed="rId16" cstate="none"/>
+                          <a:blip r:embed="rId18" cstate="none"/>
                           <a:srcRect/>
                           <a:stretch>
                             <a:fillRect/>
@@ -2372,7 +2351,7 @@
                         <pic:spPr bwMode="auto">
                           <a:xfrm>
                             <a:off x="0" y="0"/>
-                            <a:ext cx="457200" cy="752475"/>
+                            <a:ext cx="457200" cy="742950"/>
                           </a:xfrm>
                           <a:prstGeom prst="rect">
                             <a:avLst/>
@@ -2455,7 +2434,7 @@
                 <wp:inline distT="0" distB="0" distL="0" distR="0">
                   <wp:extent cx="742950" cy="466725"/>
                   <wp:effectExtent t="0" r="0" b="0" l="0"/>
-                  <wp:docPr id="11" name="s_lobo.png" descr="s_lobo.png" title="s_lobo.png"/>
+                  <wp:docPr id="13" name="s_lobo.png" descr="s_lobo.png" title="s_lobo.png"/>
                   <wp:cNvGraphicFramePr>
                     <a:graphicFrameLocks xmlns:a="http://schemas.openxmlformats.org/drawingml/2006/main" noChangeAspect="1"/>
                   </wp:cNvGraphicFramePr>
@@ -2469,7 +2448,7 @@
                           </pic:cNvPicPr>
                         </pic:nvPicPr>
                         <pic:blipFill>
-                          <a:blip r:embed="rId17" cstate="none"/>
+                          <a:blip r:embed="rId19" cstate="none"/>
                           <a:srcRect/>
                           <a:stretch>
                             <a:fillRect/>
@@ -2561,7 +2540,7 @@
                 <wp:inline distT="0" distB="0" distL="0" distR="0">
                   <wp:extent cx="438150" cy="581025"/>
                   <wp:effectExtent t="0" r="0" b="0" l="0"/>
-                  <wp:docPr id="12" name="s_murci.png" descr="s_murci.png" title="s_murci.png"/>
+                  <wp:docPr id="14" name="s_murci.png" descr="s_murci.png" title="s_murci.png"/>
                   <wp:cNvGraphicFramePr>
                     <a:graphicFrameLocks xmlns:a="http://schemas.openxmlformats.org/drawingml/2006/main" noChangeAspect="1"/>
                   </wp:cNvGraphicFramePr>
@@ -2575,7 +2554,7 @@
                           </pic:cNvPicPr>
                         </pic:nvPicPr>
                         <pic:blipFill>
-                          <a:blip r:embed="rId18" cstate="none"/>
+                          <a:blip r:embed="rId20" cstate="none"/>
                           <a:srcRect/>
                           <a:stretch>
                             <a:fillRect/>
@@ -2667,7 +2646,7 @@
                 <wp:inline distT="0" distB="0" distL="0" distR="0">
                   <wp:extent cx="762000" cy="533400"/>
                   <wp:effectExtent t="0" r="0" b="0" l="0"/>
-                  <wp:docPr id="13" name="s_oso.png" descr="s_oso.png" title="s_oso.png"/>
+                  <wp:docPr id="15" name="s_oso.png" descr="s_oso.png" title="s_oso.png"/>
                   <wp:cNvGraphicFramePr>
                     <a:graphicFrameLocks xmlns:a="http://schemas.openxmlformats.org/drawingml/2006/main" noChangeAspect="1"/>
                   </wp:cNvGraphicFramePr>
@@ -2681,7 +2660,7 @@
                           </pic:cNvPicPr>
                         </pic:nvPicPr>
                         <pic:blipFill>
-                          <a:blip r:embed="rId19" cstate="none"/>
+                          <a:blip r:embed="rId21" cstate="none"/>
                           <a:srcRect/>
                           <a:stretch>
                             <a:fillRect/>
@@ -2849,7 +2828,7 @@
                 <wp:inline distT="0" distB="0" distL="0" distR="0">
                   <wp:extent cx="342900" cy="1028700"/>
                   <wp:effectExtent t="0" r="0" b="0" l="0"/>
-                  <wp:docPr id="14" name="s_cultista.png" descr="s_cultista.png" title="s_cultista.png"/>
+                  <wp:docPr id="16" name="s_cultista.png" descr="s_cultista.png" title="s_cultista.png"/>
                   <wp:cNvGraphicFramePr>
                     <a:graphicFrameLocks xmlns:a="http://schemas.openxmlformats.org/drawingml/2006/main" noChangeAspect="1"/>
                   </wp:cNvGraphicFramePr>
@@ -2863,7 +2842,7 @@
                           </pic:cNvPicPr>
                         </pic:nvPicPr>
                         <pic:blipFill>
-                          <a:blip r:embed="rId20" cstate="none"/>
+                          <a:blip r:embed="rId22" cstate="none"/>
                           <a:srcRect/>
                           <a:stretch>
                             <a:fillRect/>
@@ -2955,7 +2934,7 @@
                 <wp:inline distT="0" distB="0" distL="0" distR="0">
                   <wp:extent cx="285750" cy="1143000"/>
                   <wp:effectExtent t="0" r="0" b="0" l="0"/>
-                  <wp:docPr id="15" name="s_arquero.png" descr="s_arquero.png" title="s_arquero.png"/>
+                  <wp:docPr id="17" name="s_arquero.png" descr="s_arquero.png" title="s_arquero.png"/>
                   <wp:cNvGraphicFramePr>
                     <a:graphicFrameLocks xmlns:a="http://schemas.openxmlformats.org/drawingml/2006/main" noChangeAspect="1"/>
                   </wp:cNvGraphicFramePr>
@@ -2969,7 +2948,7 @@
                           </pic:cNvPicPr>
                         </pic:nvPicPr>
                         <pic:blipFill>
-                          <a:blip r:embed="rId21" cstate="none"/>
+                          <a:blip r:embed="rId23" cstate="none"/>
                           <a:srcRect/>
                           <a:stretch>
                             <a:fillRect/>
@@ -3137,17 +3116,129 @@
         <w:t xml:space="preserve">Jefe final</w:t>
       </w:r>
     </w:p>
-    <w:p>
-      <w:pPr>
-        <w:spacing w:after="200" w:line="276"/>
-      </w:pPr>
-      <w:r>
-        <w:rPr>
-          <w:rFonts w:ascii="Times New Roman" w:cs="Times New Roman" w:eastAsia="Times New Roman" w:hAnsi="Times New Roman"/>
-        </w:rPr>
-        <w:t xml:space="preserve">El Arzobispo es el líder de la secta, ya transformado: una estrella de ocho puntas con un ojo central, unida al piso por un tallo. Nunca se le pega al cuerpo directamente; hay que atacar sus puntas y su ojo en cada fase. Al derrotarlo, el niño sale de adentro de él.</w:t>
-      </w:r>
-    </w:p>
+    <w:tbl>
+      <w:tblPr>
+        <w:tblW w:type="dxa" w:w="8640"/>
+        <w:tblBorders>
+          <w:top w:val="none" w:color="FFFFFF" w:sz="0"/>
+          <w:left w:val="none" w:color="FFFFFF" w:sz="0"/>
+          <w:bottom w:val="none" w:color="FFFFFF" w:sz="0"/>
+          <w:right w:val="none" w:color="FFFFFF" w:sz="0"/>
+          <w:insideH w:val="none" w:color="FFFFFF" w:sz="0"/>
+          <w:insideV w:val="none" w:color="FFFFFF" w:sz="0"/>
+        </w:tblBorders>
+      </w:tblPr>
+      <w:tblGrid>
+        <w:gridCol w:w="1700"/>
+        <w:gridCol w:w="6940"/>
+      </w:tblGrid>
+      <w:tr>
+        <w:trPr>
+          <w:cantSplit/>
+        </w:trPr>
+        <w:tc>
+          <w:tcPr>
+            <w:tcW w:type="dxa" w:w="1700"/>
+            <w:tcBorders>
+              <w:top w:val="none" w:color="FFFFFF" w:sz="0"/>
+              <w:left w:val="none" w:color="FFFFFF" w:sz="0"/>
+              <w:bottom w:val="none" w:color="FFFFFF" w:sz="0"/>
+              <w:right w:val="none" w:color="FFFFFF" w:sz="0"/>
+            </w:tcBorders>
+            <w:tcMar>
+              <w:top w:type="dxa" w:w="40"/>
+              <w:left w:type="dxa" w:w="0"/>
+              <w:bottom w:type="dxa" w:w="40"/>
+              <w:right w:type="dxa" w:w="120"/>
+            </w:tcMar>
+            <w:vAlign w:val="center"/>
+          </w:tcPr>
+          <w:p>
+            <w:pPr>
+              <w:spacing w:after="0"/>
+              <w:jc w:val="center"/>
+            </w:pPr>
+            <w:r>
+              <w:drawing>
+                <wp:inline distT="0" distB="0" distL="0" distR="0">
+                  <wp:extent cx="1047750" cy="742950"/>
+                  <wp:effectExtent t="0" r="0" b="0" l="0"/>
+                  <wp:docPr id="18" name="s_jefe.png" descr="s_jefe.png" title="s_jefe.png"/>
+                  <wp:cNvGraphicFramePr>
+                    <a:graphicFrameLocks xmlns:a="http://schemas.openxmlformats.org/drawingml/2006/main" noChangeAspect="1"/>
+                  </wp:cNvGraphicFramePr>
+                  <a:graphic xmlns:a="http://schemas.openxmlformats.org/drawingml/2006/main">
+                    <a:graphicData uri="http://schemas.openxmlformats.org/drawingml/2006/picture">
+                      <pic:pic xmlns:pic="http://schemas.openxmlformats.org/drawingml/2006/picture">
+                        <pic:nvPicPr>
+                          <pic:cNvPr id="0" name="" descr=""/>
+                          <pic:cNvPicPr>
+                            <a:picLocks noChangeAspect="1" noChangeArrowheads="1"/>
+                          </pic:cNvPicPr>
+                        </pic:nvPicPr>
+                        <pic:blipFill>
+                          <a:blip r:embed="rId24" cstate="none"/>
+                          <a:srcRect/>
+                          <a:stretch>
+                            <a:fillRect/>
+                          </a:stretch>
+                        </pic:blipFill>
+                        <pic:spPr bwMode="auto">
+                          <a:xfrm>
+                            <a:off x="0" y="0"/>
+                            <a:ext cx="1047750" cy="742950"/>
+                          </a:xfrm>
+                          <a:prstGeom prst="rect">
+                            <a:avLst/>
+                          </a:prstGeom>
+                        </pic:spPr>
+                      </pic:pic>
+                    </a:graphicData>
+                  </a:graphic>
+                </wp:inline>
+              </w:drawing>
+            </w:r>
+          </w:p>
+        </w:tc>
+        <w:tc>
+          <w:tcPr>
+            <w:tcW w:type="dxa" w:w="6940"/>
+            <w:tcBorders>
+              <w:top w:val="none" w:color="FFFFFF" w:sz="0"/>
+              <w:left w:val="none" w:color="FFFFFF" w:sz="0"/>
+              <w:bottom w:val="none" w:color="FFFFFF" w:sz="0"/>
+              <w:right w:val="none" w:color="FFFFFF" w:sz="0"/>
+            </w:tcBorders>
+            <w:tcMar>
+              <w:top w:type="dxa" w:w="40"/>
+              <w:left w:type="dxa" w:w="120"/>
+              <w:bottom w:type="dxa" w:w="40"/>
+              <w:right w:type="dxa" w:w="0"/>
+            </w:tcMar>
+            <w:vAlign w:val="center"/>
+          </w:tcPr>
+          <w:p>
+            <w:pPr>
+              <w:spacing w:after="60" w:line="276"/>
+            </w:pPr>
+            <w:r>
+              <w:rPr>
+                <w:rFonts w:ascii="Times New Roman" w:cs="Times New Roman" w:eastAsia="Times New Roman" w:hAnsi="Times New Roman"/>
+                <w:b/>
+                <w:bCs/>
+              </w:rPr>
+              <w:t xml:space="preserve">Arzobispo: </w:t>
+            </w:r>
+            <w:r>
+              <w:rPr>
+                <w:rFonts w:ascii="Times New Roman" w:cs="Times New Roman" w:eastAsia="Times New Roman" w:hAnsi="Times New Roman"/>
+              </w:rPr>
+              <w:t xml:space="preserve">vida 450 (150 por fase) - Líder de la secta, ya transformado: una estrella de siete puntas con un ojo central, unida al piso por un tallo. La cabeza nunca se rompe: la vida se lee en el ojo, que se llena de venas al recibir daño. Solo se lo daña cuando muestra el ojo, y cada fase pide una forma distinta. Al derrotarlo, el niño sale de adentro de él.</w:t>
+            </w:r>
+          </w:p>
+        </w:tc>
+      </w:tr>
+    </w:tbl>
     <w:p>
       <w:pPr>
         <w:pStyle w:val="ListParagraph"/>
@@ -3169,7 +3260,7 @@
         <w:rPr>
           <w:rFonts w:ascii="Times New Roman" w:cs="Times New Roman" w:eastAsia="Times New Roman" w:hAnsi="Times New Roman"/>
         </w:rPr>
-        <w:t xml:space="preserve">aparecen llaves en el tallo; el Oso debe romper el nudo del tallo (golpe ≥ 24, 3 golpes) para bajar el ojo y poder dañarlo. El jefe lanza tajos con aviso que el Humano puede devolver con parry.</w:t>
+        <w:t xml:space="preserve">los ojos satélite disparan rayos con aviso, que el Humano puede devolver con parry. El Oso debe romper con un golpe fuerte el círculo del nudo del tallo para bajar el ojo central y poder dañarlo.</w:t>
       </w:r>
     </w:p>
     <w:p>
@@ -3193,7 +3284,7 @@
         <w:rPr>
           <w:rFonts w:ascii="Times New Roman" w:cs="Times New Roman" w:eastAsia="Times New Roman" w:hAnsi="Times New Roman"/>
         </w:rPr>
-        <w:t xml:space="preserve">el piso se rompe y cae al foso; el Lobo cruza el pozo y el Murciélago alcanza el ojo alto. Aparecen torretas (ojos acorazados que solo rompe el Oso) y barridos de luz que hay que esquivar o parryear.</w:t>
+        <w:t xml:space="preserve">la sala se abre con plataformas a los lados y ojos flotantes por tandas a distintas alturas: el Lobo y el Humano alcanzan los bajos y el Murciélago los altos (su sónico los cierra). Las torretas acorazadas solo las rompe el Oso. Hay rayos finos y un rayo grueso que se esquiva o se devuelve con parry.</w:t>
       </w:r>
     </w:p>
     <w:p>
@@ -3217,18 +3308,18 @@
         <w:rPr>
           <w:rFonts w:ascii="Times New Roman" w:cs="Times New Roman" w:eastAsia="Times New Roman" w:hAnsi="Times New Roman"/>
         </w:rPr>
-        <w:t xml:space="preserve">la estrella se arranca del tallo y se clava de punta; el Oso la arranca y los ojos caen con coraza (solo el Oso la rompe). Es el duelo directo, sin ojos flotantes.</w:t>
-      </w:r>
-    </w:p>
-    <w:p>
-      <w:pPr>
-        <w:spacing w:before="120"/>
-      </w:pPr>
-      <w:r>
-        <w:rPr>
-          <w:rFonts w:ascii="Times New Roman" w:cs="Times New Roman" w:eastAsia="Times New Roman" w:hAnsi="Times New Roman"/>
-        </w:rPr>
-        <w:t xml:space="preserve">Tiene 600 puntos de vida (200 por fase) y se corrompe al bajar de 66 % y de 33 %: más ataques, orbes más frecuentes y el latido acelera. Los orbes se pueden devolver con parry. Entre fases hay valles sin ataques para respirar.</w:t>
+        <w:t xml:space="preserve">la estrella se arranca del tallo y se clava de punta; absorbe a tres cultistas y ataca en combos (picada, embestida, orbes y estalactitas). Al agotarse cierra el ojo tras un caparazón que solo el Oso rompe, y a veces el niño aparece como escudo: ahí el padre no debe atacar.</w:t>
+      </w:r>
+    </w:p>
+    <w:p>
+      <w:pPr>
+        <w:spacing w:after="200" w:before="120" w:line="276"/>
+      </w:pPr>
+      <w:r>
+        <w:rPr>
+          <w:rFonts w:ascii="Times New Roman" w:cs="Times New Roman" w:eastAsia="Times New Roman" w:hAnsi="Times New Roman"/>
+        </w:rPr>
+        <w:t xml:space="preserve">Cambia de fase al bajar de 66 % y de 33 % de vida: más ataques y el latido de la sala se acelera. Al cambiar de fase aparece un orbe de vida, y durante la pelea la energía se gasta mucho más lento (“el Amuleto arde”). Entre ataques hay valles para respirar.</w:t>
       </w:r>
     </w:p>
     <w:p>
@@ -3239,9 +3330,191 @@
         <w:rPr>
           <w:rFonts w:ascii="Times New Roman" w:cs="Times New Roman" w:eastAsia="Times New Roman" w:hAnsi="Times New Roman"/>
         </w:rPr>
-        <w:t xml:space="preserve">Entrada: el jefe no se muestra de entrada; al llegar a la arena emerge desde atrás y abajo, temblando, entre polvo y piedras del techo. Muerte: estalla con grietas de luz y el hijo aparece desde adentro, mientras el padre (Humano) lo contiene.</w:t>
-      </w:r>
-    </w:p>
+        <w:t xml:space="preserve">Entrada: el jefe no se muestra de entrada; al llegar a la arena emerge desde atrás y abajo, temblando, entre polvo y piedras del techo. Muerte: estalla en grietas de luz, corte a blanco y negro y comienza el cómic final.</w:t>
+      </w:r>
+    </w:p>
+    <w:tbl>
+      <w:tblPr>
+        <w:tblW w:type="dxa" w:w="8640"/>
+        <w:tblBorders>
+          <w:top w:val="none" w:color="FFFFFF" w:sz="0"/>
+          <w:left w:val="none" w:color="FFFFFF" w:sz="0"/>
+          <w:bottom w:val="none" w:color="FFFFFF" w:sz="0"/>
+          <w:right w:val="none" w:color="FFFFFF" w:sz="0"/>
+          <w:insideH w:val="none" w:color="FFFFFF" w:sz="0"/>
+          <w:insideV w:val="none" w:color="FFFFFF" w:sz="0"/>
+        </w:tblBorders>
+      </w:tblPr>
+      <w:tblGrid>
+        <w:gridCol w:w="4320"/>
+        <w:gridCol w:w="4320"/>
+      </w:tblGrid>
+      <w:tr>
+        <w:trPr>
+          <w:cantSplit/>
+        </w:trPr>
+        <w:tc>
+          <w:tcPr>
+            <w:tcW w:type="dxa" w:w="4320"/>
+            <w:tcBorders>
+              <w:top w:val="none" w:color="FFFFFF" w:sz="0"/>
+              <w:left w:val="none" w:color="FFFFFF" w:sz="0"/>
+              <w:bottom w:val="none" w:color="FFFFFF" w:sz="0"/>
+              <w:right w:val="none" w:color="FFFFFF" w:sz="0"/>
+            </w:tcBorders>
+            <w:tcMar>
+              <w:top w:type="dxa" w:w="40"/>
+              <w:left w:type="dxa" w:w="40"/>
+              <w:bottom w:type="dxa" w:w="40"/>
+              <w:right w:type="dxa" w:w="40"/>
+            </w:tcMar>
+          </w:tcPr>
+          <w:p>
+            <w:pPr>
+              <w:spacing w:after="20"/>
+              <w:jc w:val="center"/>
+            </w:pPr>
+            <w:r>
+              <w:drawing>
+                <wp:inline distT="0" distB="0" distL="0" distR="0">
+                  <wp:extent cx="2571750" cy="1447800"/>
+                  <wp:effectExtent t="0" r="0" b="0" l="0"/>
+                  <wp:docPr id="19" name="boss1.png" descr="boss1.png" title="boss1.png"/>
+                  <wp:cNvGraphicFramePr>
+                    <a:graphicFrameLocks xmlns:a="http://schemas.openxmlformats.org/drawingml/2006/main" noChangeAspect="1"/>
+                  </wp:cNvGraphicFramePr>
+                  <a:graphic xmlns:a="http://schemas.openxmlformats.org/drawingml/2006/main">
+                    <a:graphicData uri="http://schemas.openxmlformats.org/drawingml/2006/picture">
+                      <pic:pic xmlns:pic="http://schemas.openxmlformats.org/drawingml/2006/picture">
+                        <pic:nvPicPr>
+                          <pic:cNvPr id="0" name="" descr=""/>
+                          <pic:cNvPicPr>
+                            <a:picLocks noChangeAspect="1" noChangeArrowheads="1"/>
+                          </pic:cNvPicPr>
+                        </pic:nvPicPr>
+                        <pic:blipFill>
+                          <a:blip r:embed="rId25" cstate="none"/>
+                          <a:srcRect/>
+                          <a:stretch>
+                            <a:fillRect/>
+                          </a:stretch>
+                        </pic:blipFill>
+                        <pic:spPr bwMode="auto">
+                          <a:xfrm>
+                            <a:off x="0" y="0"/>
+                            <a:ext cx="2571750" cy="1447800"/>
+                          </a:xfrm>
+                          <a:prstGeom prst="rect">
+                            <a:avLst/>
+                          </a:prstGeom>
+                        </pic:spPr>
+                      </pic:pic>
+                    </a:graphicData>
+                  </a:graphic>
+                </wp:inline>
+              </w:drawing>
+            </w:r>
+          </w:p>
+          <w:p>
+            <w:pPr>
+              <w:spacing w:after="60"/>
+              <w:jc w:val="center"/>
+            </w:pPr>
+            <w:r>
+              <w:rPr>
+                <w:rFonts w:ascii="Times New Roman" w:cs="Times New Roman" w:eastAsia="Times New Roman" w:hAnsi="Times New Roman"/>
+                <w:i/>
+                <w:iCs/>
+                <w:color w:val="555555"/>
+                <w:sz w:val="18"/>
+                <w:szCs w:val="18"/>
+              </w:rPr>
+              <w:t xml:space="preserve">El Arzobispo, fase 1</w:t>
+            </w:r>
+          </w:p>
+        </w:tc>
+        <w:tc>
+          <w:tcPr>
+            <w:tcW w:type="dxa" w:w="4320"/>
+            <w:tcBorders>
+              <w:top w:val="none" w:color="FFFFFF" w:sz="0"/>
+              <w:left w:val="none" w:color="FFFFFF" w:sz="0"/>
+              <w:bottom w:val="none" w:color="FFFFFF" w:sz="0"/>
+              <w:right w:val="none" w:color="FFFFFF" w:sz="0"/>
+            </w:tcBorders>
+            <w:tcMar>
+              <w:top w:type="dxa" w:w="40"/>
+              <w:left w:type="dxa" w:w="40"/>
+              <w:bottom w:type="dxa" w:w="40"/>
+              <w:right w:type="dxa" w:w="40"/>
+            </w:tcMar>
+          </w:tcPr>
+          <w:p>
+            <w:pPr>
+              <w:spacing w:after="20"/>
+              <w:jc w:val="center"/>
+            </w:pPr>
+            <w:r>
+              <w:drawing>
+                <wp:inline distT="0" distB="0" distL="0" distR="0">
+                  <wp:extent cx="2571750" cy="1447800"/>
+                  <wp:effectExtent t="0" r="0" b="0" l="0"/>
+                  <wp:docPr id="20" name="boss2.png" descr="boss2.png" title="boss2.png"/>
+                  <wp:cNvGraphicFramePr>
+                    <a:graphicFrameLocks xmlns:a="http://schemas.openxmlformats.org/drawingml/2006/main" noChangeAspect="1"/>
+                  </wp:cNvGraphicFramePr>
+                  <a:graphic xmlns:a="http://schemas.openxmlformats.org/drawingml/2006/main">
+                    <a:graphicData uri="http://schemas.openxmlformats.org/drawingml/2006/picture">
+                      <pic:pic xmlns:pic="http://schemas.openxmlformats.org/drawingml/2006/picture">
+                        <pic:nvPicPr>
+                          <pic:cNvPr id="0" name="" descr=""/>
+                          <pic:cNvPicPr>
+                            <a:picLocks noChangeAspect="1" noChangeArrowheads="1"/>
+                          </pic:cNvPicPr>
+                        </pic:nvPicPr>
+                        <pic:blipFill>
+                          <a:blip r:embed="rId26" cstate="none"/>
+                          <a:srcRect/>
+                          <a:stretch>
+                            <a:fillRect/>
+                          </a:stretch>
+                        </pic:blipFill>
+                        <pic:spPr bwMode="auto">
+                          <a:xfrm>
+                            <a:off x="0" y="0"/>
+                            <a:ext cx="2571750" cy="1447800"/>
+                          </a:xfrm>
+                          <a:prstGeom prst="rect">
+                            <a:avLst/>
+                          </a:prstGeom>
+                        </pic:spPr>
+                      </pic:pic>
+                    </a:graphicData>
+                  </a:graphic>
+                </wp:inline>
+              </w:drawing>
+            </w:r>
+          </w:p>
+          <w:p>
+            <w:pPr>
+              <w:spacing w:after="60"/>
+              <w:jc w:val="center"/>
+            </w:pPr>
+            <w:r>
+              <w:rPr>
+                <w:rFonts w:ascii="Times New Roman" w:cs="Times New Roman" w:eastAsia="Times New Roman" w:hAnsi="Times New Roman"/>
+                <w:i/>
+                <w:iCs/>
+                <w:color w:val="555555"/>
+                <w:sz w:val="18"/>
+                <w:szCs w:val="18"/>
+              </w:rPr>
+              <w:t xml:space="preserve">Fase 2: ojos y rayos</w:t>
+            </w:r>
+          </w:p>
+        </w:tc>
+      </w:tr>
+    </w:tbl>
     <w:p>
       <w:pPr>
         <w:pStyle w:val="Heading2"/>
@@ -3446,7 +3719,7 @@
         <w:rPr>
           <w:rFonts w:ascii="Times New Roman" w:cs="Times New Roman" w:eastAsia="Times New Roman" w:hAnsi="Times New Roman"/>
         </w:rPr>
-        <w:t xml:space="preserve">menú principal, pausa, controles, opciones, créditos, derrota y victoria.</w:t>
+        <w:t xml:space="preserve">menú principal con el logo dibujado a mano y la luna, pausa, controles, opciones, créditos, derrota y victoria. Los cómics de inicio y final usan viñetas en blanco y negro con globos de texto.</w:t>
       </w:r>
     </w:p>
     <w:p>
@@ -3544,7 +3817,7 @@
                 <wp:inline distT="0" distB="0" distL="0" distR="0">
                   <wp:extent cx="1695450" cy="952500"/>
                   <wp:effectExtent t="0" r="0" b="0" l="0"/>
-                  <wp:docPr id="16" name="hud.png" descr="hud.png" title="hud.png"/>
+                  <wp:docPr id="21" name="hud.png" descr="hud.png" title="hud.png"/>
                   <wp:cNvGraphicFramePr>
                     <a:graphicFrameLocks xmlns:a="http://schemas.openxmlformats.org/drawingml/2006/main" noChangeAspect="1"/>
                   </wp:cNvGraphicFramePr>
@@ -3558,7 +3831,7 @@
                           </pic:cNvPicPr>
                         </pic:nvPicPr>
                         <pic:blipFill>
-                          <a:blip r:embed="rId22" cstate="none"/>
+                          <a:blip r:embed="rId27" cstate="none"/>
                           <a:srcRect/>
                           <a:stretch>
                             <a:fillRect/>
@@ -3624,7 +3897,7 @@
                 <wp:inline distT="0" distB="0" distL="0" distR="0">
                   <wp:extent cx="1695450" cy="952500"/>
                   <wp:effectExtent t="0" r="0" b="0" l="0"/>
-                  <wp:docPr id="17" name="menu.png" descr="menu.png" title="menu.png"/>
+                  <wp:docPr id="22" name="menu.png" descr="menu.png" title="menu.png"/>
                   <wp:cNvGraphicFramePr>
                     <a:graphicFrameLocks xmlns:a="http://schemas.openxmlformats.org/drawingml/2006/main" noChangeAspect="1"/>
                   </wp:cNvGraphicFramePr>
@@ -3638,7 +3911,7 @@
                           </pic:cNvPicPr>
                         </pic:nvPicPr>
                         <pic:blipFill>
-                          <a:blip r:embed="rId23" cstate="none"/>
+                          <a:blip r:embed="rId28" cstate="none"/>
                           <a:srcRect/>
                           <a:stretch>
                             <a:fillRect/>
@@ -3704,7 +3977,7 @@
                 <wp:inline distT="0" distB="0" distL="0" distR="0">
                   <wp:extent cx="1695450" cy="952500"/>
                   <wp:effectExtent t="0" r="0" b="0" l="0"/>
-                  <wp:docPr id="18" name="g_ctrl.png" descr="g_ctrl.png" title="g_ctrl.png"/>
+                  <wp:docPr id="23" name="g_ctrl.png" descr="g_ctrl.png" title="g_ctrl.png"/>
                   <wp:cNvGraphicFramePr>
                     <a:graphicFrameLocks xmlns:a="http://schemas.openxmlformats.org/drawingml/2006/main" noChangeAspect="1"/>
                   </wp:cNvGraphicFramePr>
@@ -3718,7 +3991,7 @@
                           </pic:cNvPicPr>
                         </pic:nvPicPr>
                         <pic:blipFill>
-                          <a:blip r:embed="rId24" cstate="none"/>
+                          <a:blip r:embed="rId29" cstate="none"/>
                           <a:srcRect/>
                           <a:stretch>
                             <a:fillRect/>
